--- a/labs/lab06/report/report.docx
+++ b/labs/lab06/report/report.docx
@@ -192,7 +192,7 @@
       <w:r>
         <w:drawing>
           <wp:inline>
-            <wp:extent cx="3733800" cy="2360225"/>
+            <wp:extent cx="3733800" cy="2926345"/>
             <wp:effectExtent b="0" l="0" r="0" t="0"/>
             <wp:docPr descr="Запись в файл" title="" id="22" name="Picture"/>
             <a:graphic>
@@ -213,7 +213,7 @@
                   <pic:spPr bwMode="auto">
                     <a:xfrm>
                       <a:off x="0" y="0"/>
-                      <a:ext cx="3733800" cy="2360225"/>
+                      <a:ext cx="3733800" cy="2926345"/>
                     </a:xfrm>
                     <a:prstGeom prst="rect">
                       <a:avLst/>
@@ -255,7 +255,7 @@
       <w:r>
         <w:drawing>
           <wp:inline>
-            <wp:extent cx="3733800" cy="873868"/>
+            <wp:extent cx="3733800" cy="1294840"/>
             <wp:effectExtent b="0" l="0" r="0" t="0"/>
             <wp:docPr descr="Поиск расширения .conf" title="" id="25" name="Picture"/>
             <a:graphic>
@@ -276,7 +276,7 @@
                   <pic:spPr bwMode="auto">
                     <a:xfrm>
                       <a:off x="0" y="0"/>
-                      <a:ext cx="3733800" cy="873868"/>
+                      <a:ext cx="3733800" cy="1294840"/>
                     </a:xfrm>
                     <a:prstGeom prst="rect">
                       <a:avLst/>
@@ -392,7 +392,7 @@
       <w:r>
         <w:drawing>
           <wp:inline>
-            <wp:extent cx="3733800" cy="3511426"/>
+            <wp:extent cx="3733800" cy="4127115"/>
             <wp:effectExtent b="0" l="0" r="0" t="0"/>
             <wp:docPr descr="Поиск файлов" title="" id="31" name="Picture"/>
             <a:graphic>
@@ -413,7 +413,7 @@
                   <pic:spPr bwMode="auto">
                     <a:xfrm>
                       <a:off x="0" y="0"/>
-                      <a:ext cx="3733800" cy="3511426"/>
+                      <a:ext cx="3733800" cy="4127115"/>
                     </a:xfrm>
                     <a:prstGeom prst="rect">
                       <a:avLst/>
@@ -475,7 +475,7 @@
       <w:r>
         <w:drawing>
           <wp:inline>
-            <wp:extent cx="3733800" cy="2084614"/>
+            <wp:extent cx="3733800" cy="1681241"/>
             <wp:effectExtent b="0" l="0" r="0" t="0"/>
             <wp:docPr descr="Фоновый запуск процесса" title="" id="34" name="Picture"/>
             <a:graphic>
@@ -496,7 +496,7 @@
                   <pic:spPr bwMode="auto">
                     <a:xfrm>
                       <a:off x="0" y="0"/>
-                      <a:ext cx="3733800" cy="2084614"/>
+                      <a:ext cx="3733800" cy="1681241"/>
                     </a:xfrm>
                     <a:prstGeom prst="rect">
                       <a:avLst/>
@@ -554,7 +554,7 @@
       <w:r>
         <w:drawing>
           <wp:inline>
-            <wp:extent cx="3733800" cy="3195594"/>
+            <wp:extent cx="3733800" cy="1170402"/>
             <wp:effectExtent b="0" l="0" r="0" t="0"/>
             <wp:docPr descr="Фоновый запуск и завершение процесса" title="" id="37" name="Picture"/>
             <a:graphic>
@@ -575,7 +575,7 @@
                   <pic:spPr bwMode="auto">
                     <a:xfrm>
                       <a:off x="0" y="0"/>
-                      <a:ext cx="3733800" cy="3195594"/>
+                      <a:ext cx="3733800" cy="1170402"/>
                     </a:xfrm>
                     <a:prstGeom prst="rect">
                       <a:avLst/>
@@ -617,7 +617,7 @@
       <w:r>
         <w:drawing>
           <wp:inline>
-            <wp:extent cx="3733800" cy="2843790"/>
+            <wp:extent cx="3733800" cy="2457496"/>
             <wp:effectExtent b="0" l="0" r="0" t="0"/>
             <wp:docPr descr="Справка по команде df" title="" id="40" name="Picture"/>
             <a:graphic>
@@ -638,7 +638,7 @@
                   <pic:spPr bwMode="auto">
                     <a:xfrm>
                       <a:off x="0" y="0"/>
-                      <a:ext cx="3733800" cy="2843790"/>
+                      <a:ext cx="3733800" cy="2457496"/>
                     </a:xfrm>
                     <a:prstGeom prst="rect">
                       <a:avLst/>
@@ -672,7 +672,7 @@
       <w:r>
         <w:drawing>
           <wp:inline>
-            <wp:extent cx="3733800" cy="2869219"/>
+            <wp:extent cx="3733800" cy="2437594"/>
             <wp:effectExtent b="0" l="0" r="0" t="0"/>
             <wp:docPr descr="Запуск команды df" title="" id="43" name="Picture"/>
             <a:graphic>
@@ -693,7 +693,7 @@
                   <pic:spPr bwMode="auto">
                     <a:xfrm>
                       <a:off x="0" y="0"/>
-                      <a:ext cx="3733800" cy="2869219"/>
+                      <a:ext cx="3733800" cy="2437594"/>
                     </a:xfrm>
                     <a:prstGeom prst="rect">
                       <a:avLst/>
@@ -727,7 +727,7 @@
       <w:r>
         <w:drawing>
           <wp:inline>
-            <wp:extent cx="3733800" cy="951643"/>
+            <wp:extent cx="3733800" cy="1242618"/>
             <wp:effectExtent b="0" l="0" r="0" t="0"/>
             <wp:docPr descr="Справка по команде du" title="" id="46" name="Picture"/>
             <a:graphic>
@@ -748,7 +748,7 @@
                   <pic:spPr bwMode="auto">
                     <a:xfrm>
                       <a:off x="0" y="0"/>
-                      <a:ext cx="3733800" cy="951643"/>
+                      <a:ext cx="3733800" cy="1242618"/>
                     </a:xfrm>
                     <a:prstGeom prst="rect">
                       <a:avLst/>
@@ -782,7 +782,7 @@
       <w:r>
         <w:drawing>
           <wp:inline>
-            <wp:extent cx="3733800" cy="2105590"/>
+            <wp:extent cx="3733800" cy="2042124"/>
             <wp:effectExtent b="0" l="0" r="0" t="0"/>
             <wp:docPr descr="Запуск команды du" title="" id="49" name="Picture"/>
             <a:graphic>
@@ -803,7 +803,7 @@
                   <pic:spPr bwMode="auto">
                     <a:xfrm>
                       <a:off x="0" y="0"/>
-                      <a:ext cx="3733800" cy="2105590"/>
+                      <a:ext cx="3733800" cy="2042124"/>
                     </a:xfrm>
                     <a:prstGeom prst="rect">
                       <a:avLst/>
@@ -856,7 +856,7 @@
       <w:r>
         <w:drawing>
           <wp:inline>
-            <wp:extent cx="3733800" cy="1761306"/>
+            <wp:extent cx="3733800" cy="3710078"/>
             <wp:effectExtent b="0" l="0" r="0" t="0"/>
             <wp:docPr descr="Поиск директорий" title="" id="52" name="Picture"/>
             <a:graphic>
@@ -877,7 +877,7 @@
                   <pic:spPr bwMode="auto">
                     <a:xfrm>
                       <a:off x="0" y="0"/>
-                      <a:ext cx="3733800" cy="1761306"/>
+                      <a:ext cx="3733800" cy="3710078"/>
                     </a:xfrm>
                     <a:prstGeom prst="rect">
                       <a:avLst/>
